--- a/docs/semanarios/2026-09/semanario-rafael-martins-2026-09-14-a-18-semana-a.docx
+++ b/docs/semanarios/2026-09/semanario-rafael-martins-2026-09-14-a-18-semana-a.docx
@@ -839,6 +839,20 @@
     <w:bookmarkStart w:id="13" w:name="ºb-1509-15451725"/>
     <w:p>
       <w:pPr>
+        <w:pStyle w:val="Heading4"/>
+      </w:pPr>
+      <w:r>
+        <w:t>Resumo do Encontro</w:t>
+      </w:r>
+    </w:p>
+    <w:p>
+      <w:pPr/>
+      <w:r>
+        <w:t>Mensagem de rotina para as famílias: Hoje a turma explorou as cores presentes na natureza e na arte. As crianças observaram referências, conversaram sobre combinações e contrastes e fizeram escolhas de cor em suas criações. Ao compartilhar as produções, puderam explicar suas ideias e valorizar diferentes formas de olhar para o mundo.</w:t>
+      </w:r>
+    </w:p>
+    <w:p>
+      <w:pPr>
         <w:pStyle w:val="Heading3"/>
       </w:pPr>
       <w:r>
@@ -1081,6 +1095,20 @@
     <w:bookmarkStart w:id="14" w:name="ºa-1809-07150855"/>
     <w:p>
       <w:pPr>
+        <w:pStyle w:val="Heading4"/>
+      </w:pPr>
+      <w:r>
+        <w:t>Resumo do Encontro</w:t>
+      </w:r>
+    </w:p>
+    <w:p>
+      <w:pPr/>
+      <w:r>
+        <w:t>Mensagem de rotina para as famílias: Hoje a turma programou o Matata em uma narrativa de robótica. As crianças imaginaram a história, organizaram uma sequência de comandos, testaram o percurso do robô e corrigiram o que foi necessário para a narrativa acontecer. A proposta desenvolveu pensamento computacional, criatividade e colaboração.</w:t>
+      </w:r>
+    </w:p>
+    <w:p>
+      <w:pPr>
         <w:pStyle w:val="Heading3"/>
       </w:pPr>
       <w:r>
@@ -1334,6 +1362,21 @@
     <w:bookmarkEnd w:id="14"/>
     <w:bookmarkEnd w:id="15"/>
     <w:bookmarkEnd w:id="16"/>
+    <w:p>
+      <w:pPr>
+        <w:pStyle w:val="Heading4"/>
+      </w:pPr>
+      <w:r>
+        <w:t>Resumo do Encontro</w:t>
+      </w:r>
+    </w:p>
+    <w:p>
+      <w:pPr/>
+      <w:r>
+        <w:t>Mensagem de rotina para as famílias: Hoje a turma construiu e testou um modelo do sistema respiratório. Ao observar o funcionamento da montagem, as crianças relacionaram inspiração, expiração e troca de gases ao que acontece em nosso corpo. A investigação tornou o conteúdo de Ciências mais concreto e estimulou perguntas e explicações da turma.</w:t>
+      </w:r>
+    </w:p>
+    <w:p/>
     <w:sectPr>
       <w:footnotePr>
         <w:numRestart w:val="eachSect"/>
